--- a/Projektplanung_Datenbankanwendung.docx
+++ b/Projektplanung_Datenbankanwendung.docx
@@ -59,125 +59,210 @@
     </w:p>
     <w:p>
       <w:r>
-        <w:t>- Anfang: Besucher will besuchen</w:t>
+        <w:t>1.</w:t>
+      </w:r>
+      <w:r>
+        <w:t xml:space="preserve"> </w:t>
+      </w:r>
+      <w:r>
+        <w:rPr>
+          <w:color w:val="4EA72E" w:themeColor="accent6"/>
+        </w:rPr>
+        <w:t>Anfang</w:t>
+      </w:r>
+      <w:r>
+        <w:t>: Besucher will besuchen</w:t>
       </w:r>
       <w:r>
         <w:br/>
-      </w:r>
-      <w:r>
-        <w:t>- Ist Insasse besuchbar</w:t>
+        <w:t xml:space="preserve">2. </w:t>
+      </w:r>
+      <w:r>
+        <w:t>Schon registriert?</w:t>
       </w:r>
       <w:r>
         <w:br/>
-      </w:r>
-      <w:r>
-        <w:t>- Ist der Besucher validiert diesen Insassen zu besuchen</w:t>
+        <w:t xml:space="preserve"> </w:t>
+      </w:r>
+      <w:r>
+        <w:tab/>
+        <w:t>2.1 Ja (4)</w:t>
+      </w:r>
+      <w:r>
+        <w:br/>
+        <w:t xml:space="preserve"> </w:t>
+      </w:r>
+      <w:r>
+        <w:tab/>
+        <w:t>2.2 Nein (3)</w:t>
       </w:r>
     </w:p>
     <w:p>
-      <w:pPr>
-        <w:ind w:firstLine="708"/>
-      </w:pPr>
-      <w:r>
-        <w:t>- Wenn ja, können Slots gebucht werden</w:t>
+      <w:r>
+        <w:t>3. Registrieren</w:t>
+      </w:r>
+      <w:r>
+        <w:br/>
+        <w:t>4. Anmelden</w:t>
+      </w:r>
+      <w:r>
+        <w:br/>
+      </w:r>
+      <w:r>
+        <w:t>5</w:t>
+      </w:r>
+      <w:r>
+        <w:t>. Ist schon validiert?</w:t>
+      </w:r>
+      <w:r>
+        <w:br/>
+        <w:t xml:space="preserve"> </w:t>
+      </w:r>
+      <w:r>
+        <w:tab/>
+      </w:r>
+      <w:r>
+        <w:t>5</w:t>
+      </w:r>
+      <w:r>
+        <w:t>.1 Ja</w:t>
+      </w:r>
+      <w:r>
+        <w:t xml:space="preserve"> (7)</w:t>
+      </w:r>
+      <w:r>
+        <w:br/>
+        <w:t xml:space="preserve"> </w:t>
+      </w:r>
+      <w:r>
+        <w:tab/>
+      </w:r>
+      <w:r>
+        <w:t>5.2 Nein</w:t>
+      </w:r>
+      <w:r>
+        <w:t xml:space="preserve"> (6)</w:t>
       </w:r>
     </w:p>
     <w:p>
-      <w:pPr>
-        <w:ind w:firstLine="708"/>
-      </w:pPr>
-      <w:r>
-        <w:t xml:space="preserve">- wenn nein, kann </w:t>
-      </w:r>
-      <w:r>
-        <w:t>Validierung</w:t>
-      </w:r>
-      <w:r>
-        <w:t xml:space="preserve"> beantragt werden</w:t>
+      <w:r>
+        <w:t>6</w:t>
+      </w:r>
+      <w:r>
+        <w:t>. Wenn Besucher nicht  validiert ist, Validierung beantragen</w:t>
+      </w:r>
+      <w:r>
+        <w:br/>
+        <w:t xml:space="preserve"> </w:t>
+      </w:r>
+      <w:r>
+        <w:tab/>
+      </w:r>
+      <w:r>
+        <w:t>6</w:t>
+      </w:r>
+      <w:r>
+        <w:t>.1 Beuscher wird validiert(5)</w:t>
+      </w:r>
+      <w:r>
+        <w:br/>
+        <w:t xml:space="preserve"> </w:t>
+      </w:r>
+      <w:r>
+        <w:tab/>
+      </w:r>
+      <w:r>
+        <w:t>6</w:t>
+      </w:r>
+      <w:r>
+        <w:t>.2 Besucher wird nicht validiert (</w:t>
+      </w:r>
+      <w:r>
+        <w:rPr>
+          <w:color w:val="FFA500"/>
+        </w:rPr>
+        <w:t>Ende</w:t>
+      </w:r>
+      <w:r>
+        <w:t>)</w:t>
       </w:r>
     </w:p>
     <w:p>
-      <w:pPr>
-        <w:ind w:left="708" w:firstLine="708"/>
-      </w:pPr>
-      <w:r>
-        <w:t xml:space="preserve">- Insasse wird </w:t>
-      </w:r>
-      <w:r>
-        <w:t>gefragt,</w:t>
-      </w:r>
-      <w:r>
-        <w:t xml:space="preserve"> ob der Besucher ihn besuchen kann</w:t>
+      <w:r>
+        <w:t>7. Gefangenen auswählen</w:t>
+      </w:r>
+      <w:r>
+        <w:br/>
+      </w:r>
+      <w:r>
+        <w:t>8</w:t>
+      </w:r>
+      <w:r>
+        <w:t>. Ist Gefangener besuchbar?</w:t>
+      </w:r>
+      <w:r>
+        <w:br/>
+        <w:t xml:space="preserve"> </w:t>
+      </w:r>
+      <w:r>
+        <w:tab/>
+      </w:r>
+      <w:r>
+        <w:t>8</w:t>
+      </w:r>
+      <w:r>
+        <w:t>.1 Ja</w:t>
+      </w:r>
+      <w:r>
+        <w:t xml:space="preserve"> (9)</w:t>
+      </w:r>
+      <w:r>
+        <w:br/>
+        <w:t xml:space="preserve"> </w:t>
+      </w:r>
+      <w:r>
+        <w:tab/>
+      </w:r>
+      <w:r>
+        <w:t>8</w:t>
+      </w:r>
+      <w:r>
+        <w:t>.2 Nein (</w:t>
+      </w:r>
+      <w:r>
+        <w:rPr>
+          <w:color w:val="FFA500"/>
+        </w:rPr>
+        <w:t>Ende</w:t>
+      </w:r>
+      <w:r>
+        <w:t>)</w:t>
       </w:r>
     </w:p>
     <w:p>
       <w:r>
-        <w:t>- Besucher können Slots buchen bei dem Insassen</w:t>
+        <w:t>9</w:t>
+      </w:r>
+      <w:r>
+        <w:t>. Besucher kann Slot aussuchen (Es werden nur Slots angezeigt, an denen der Gefangenen kann)</w:t>
       </w:r>
       <w:r>
         <w:br/>
       </w:r>
       <w:r>
-        <w:t xml:space="preserve">- checken ob der Slot frei </w:t>
-      </w:r>
-      <w:proofErr w:type="gramStart"/>
-      <w:r>
-        <w:t>ist</w:t>
-      </w:r>
-      <w:proofErr w:type="gramEnd"/>
+        <w:t xml:space="preserve">10. </w:t>
+      </w:r>
+      <w:r>
+        <w:rPr>
+          <w:color w:val="EE0000"/>
+        </w:rPr>
+        <w:t>Ende</w:t>
+      </w:r>
+      <w:r>
+        <w:t>: Slot ist gebucht</w:t>
+      </w:r>
       <w:r>
         <w:br/>
-      </w:r>
-      <w:r>
-        <w:t xml:space="preserve">- Insasse wird gefragt ob der Besucher ihn besuchen kann oder ob der Slot ihm </w:t>
-      </w:r>
-      <w:proofErr w:type="gramStart"/>
-      <w:r>
-        <w:t>passt</w:t>
-      </w:r>
-      <w:proofErr w:type="gramEnd"/>
-      <w:r>
-        <w:br/>
-      </w:r>
-      <w:r>
-        <w:t xml:space="preserve">- Status Besuchbar ist auf </w:t>
-      </w:r>
-      <w:proofErr w:type="spellStart"/>
-      <w:r>
-        <w:t>true</w:t>
-      </w:r>
-      <w:proofErr w:type="spellEnd"/>
-      <w:r>
-        <w:t xml:space="preserve"> </w:t>
-      </w:r>
-      <w:r>
-        <w:t xml:space="preserve">(Kann sich </w:t>
-      </w:r>
-      <w:r>
-        <w:t>jederzeit</w:t>
-      </w:r>
-      <w:r>
-        <w:t xml:space="preserve"> ändern </w:t>
-      </w:r>
-      <w:proofErr w:type="spellStart"/>
-      <w:r>
-        <w:t>zB</w:t>
-      </w:r>
-      <w:proofErr w:type="spellEnd"/>
-      <w:r>
-        <w:t xml:space="preserve">. wenn </w:t>
-      </w:r>
-      <w:r>
-        <w:t>Insasse</w:t>
-      </w:r>
-      <w:r>
-        <w:t xml:space="preserve"> doch nicht will) </w:t>
-      </w:r>
-      <w:r>
-        <w:br/>
-      </w:r>
-      <w:r>
-        <w:t>- Ende: Slot ist gebucht</w:t>
       </w:r>
     </w:p>
     <w:p>
@@ -202,13 +287,42 @@
         <w:t>-</w:t>
       </w:r>
       <w:r>
-        <w:t xml:space="preserve">Attribute für Gefangener: </w:t>
-      </w:r>
-      <w:r>
-        <w:t>Status (</w:t>
-      </w:r>
-      <w:r>
-        <w:t>besuchbar oder nicht), validierte Besucher</w:t>
+        <w:t xml:space="preserve"> </w:t>
+      </w:r>
+      <w:r>
+        <w:t>Attribute für Gefangener: Status (besuchbar oder nicht)</w:t>
+      </w:r>
+      <w:r>
+        <w:br/>
+        <w:t>- View (</w:t>
+      </w:r>
+      <w:proofErr w:type="spellStart"/>
+      <w:r>
+        <w:t>ValidierteBesucher</w:t>
+      </w:r>
+      <w:proofErr w:type="spellEnd"/>
+      <w:r>
+        <w:t>)</w:t>
+      </w:r>
+      <w:r>
+        <w:br/>
+        <w:t>- Neue Tabelle -&gt; Besuchszeiten(</w:t>
+      </w:r>
+      <w:proofErr w:type="spellStart"/>
+      <w:r>
+        <w:t>id</w:t>
+      </w:r>
+      <w:proofErr w:type="spellEnd"/>
+      <w:r>
+        <w:t xml:space="preserve">, </w:t>
+      </w:r>
+      <w:proofErr w:type="spellStart"/>
+      <w:r>
+        <w:t>Gefangenename</w:t>
+      </w:r>
+      <w:proofErr w:type="spellEnd"/>
+      <w:r>
+        <w:t>, Datum)</w:t>
       </w:r>
     </w:p>
     <w:p>
@@ -238,19 +352,124 @@
     </w:p>
     <w:p>
       <w:r>
-        <w:t>- Alle besuchbaren Gefangene werden angezeigt</w:t>
+        <w:t xml:space="preserve">- Anmeldefenster </w:t>
       </w:r>
       <w:r>
         <w:br/>
-        <w:t xml:space="preserve">-Man kann jeden anklicken und dann werden alle </w:t>
-      </w:r>
+        <w:t xml:space="preserve">- </w:t>
+      </w:r>
+      <w:r>
+        <w:t>Validierungsbutton</w:t>
+      </w:r>
+      <w:r>
+        <w:br/>
+        <w:t>- Gefangenen eingeben für den man validiert werden will</w:t>
+      </w:r>
+      <w:r>
+        <w:br/>
+        <w:t>- Gefangene die dich validiert haben, werden angezeigt</w:t>
+      </w:r>
+      <w:r>
+        <w:br/>
+        <w:t>- Gefangenen auswählen, dann werden Slots angezeigt, an denen der Gefangene besucht werden kann</w:t>
+      </w:r>
+    </w:p>
+    <w:p>
+      <w:pPr>
+        <w:rPr>
+          <w:sz w:val="40"/>
+          <w:szCs w:val="40"/>
+          <w:u w:val="single"/>
+        </w:rPr>
+      </w:pPr>
+      <w:r>
+        <w:rPr>
+          <w:sz w:val="40"/>
+          <w:szCs w:val="40"/>
+          <w:u w:val="single"/>
+        </w:rPr>
+        <w:lastRenderedPageBreak/>
+        <w:t>Plan</w:t>
+      </w:r>
+    </w:p>
+    <w:p>
+      <w:r>
+        <w:t>- Besucherprozess</w:t>
+      </w:r>
+      <w:r>
+        <w:br/>
+        <w:t>- Wenn noch Zeit ist: Interne Verwaltungsprozess</w:t>
+      </w:r>
+      <w:r>
+        <w:br/>
+      </w:r>
+      <w:r>
+        <w:tab/>
+        <w:t>- Besucher werden validiert für gewisse Gefangene</w:t>
+      </w:r>
+      <w:r>
+        <w:br/>
+      </w:r>
+      <w:r>
+        <w:tab/>
+        <w:t>- Status des Gefangenen anpassen</w:t>
+      </w:r>
+    </w:p>
+    <w:p>
+      <w:pPr>
+        <w:rPr>
+          <w:sz w:val="40"/>
+          <w:szCs w:val="40"/>
+          <w:u w:val="single"/>
+        </w:rPr>
+      </w:pPr>
+      <w:r>
+        <w:rPr>
+          <w:sz w:val="40"/>
+          <w:szCs w:val="40"/>
+          <w:u w:val="single"/>
+        </w:rPr>
+        <w:t>Ideen</w:t>
+      </w:r>
+    </w:p>
+    <w:p>
+      <w:r>
+        <w:t>- Sicherheitsstufe der Gefangenen berücksichtigen</w:t>
+      </w:r>
+    </w:p>
+    <w:p>
+      <w:pPr>
+        <w:rPr>
+          <w:sz w:val="40"/>
+          <w:szCs w:val="40"/>
+          <w:u w:val="single"/>
+        </w:rPr>
+      </w:pPr>
       <w:proofErr w:type="spellStart"/>
       <w:r>
-        <w:t>Solts</w:t>
+        <w:rPr>
+          <w:sz w:val="40"/>
+          <w:szCs w:val="40"/>
+          <w:u w:val="single"/>
+        </w:rPr>
+        <w:t>Aufagbenaufteilung</w:t>
       </w:r>
       <w:proofErr w:type="spellEnd"/>
-      <w:r>
-        <w:t xml:space="preserve"> angezeigt (Man sieht, ob der individuelle Slot belegt ist oder nicht)</w:t>
+    </w:p>
+    <w:p>
+      <w:r>
+        <w:t xml:space="preserve">- </w:t>
+      </w:r>
+      <w:r>
+        <w:t>BPMN: Leonid, Darnell</w:t>
+      </w:r>
+      <w:r>
+        <w:br/>
+        <w:t>- Besucherapplikation: Joel, Manuel</w:t>
+      </w:r>
+      <w:r>
+        <w:br/>
+        <w:t>- Datenbankanpassung: Joshua</w:t>
       </w:r>
     </w:p>
     <w:sectPr>
@@ -263,9 +482,171 @@
 </w:document>
 </file>
 
+<file path=word/endnotes.xml><?xml version="1.0" encoding="utf-8"?>
+<w:endnotes xmlns:wpc="http://schemas.microsoft.com/office/word/2010/wordprocessingCanvas" xmlns:cx="http://schemas.microsoft.com/office/drawing/2014/chartex" xmlns:cx1="http://schemas.microsoft.com/office/drawing/2015/9/8/chartex" xmlns:cx2="http://schemas.microsoft.com/office/drawing/2015/10/21/chartex" xmlns:cx3="http://schemas.microsoft.com/office/drawing/2016/5/9/chartex" xmlns:cx4="http://schemas.microsoft.com/office/drawing/2016/5/10/chartex" xmlns:cx5="http://schemas.microsoft.com/office/drawing/2016/5/11/chartex" xmlns:cx6="http://schemas.microsoft.com/office/drawing/2016/5/12/chartex" xmlns:cx7="http://schemas.microsoft.com/office/drawing/2016/5/13/chartex" xmlns:cx8="http://schemas.microsoft.com/office/drawing/2016/5/14/chartex" xmlns:mc="http://schemas.openxmlformats.org/markup-compatibility/2006" xmlns:aink="http://schemas.microsoft.com/office/drawing/2016/ink" xmlns:am3d="http://schemas.microsoft.com/office/drawing/2017/model3d" xmlns:o="urn:schemas-microsoft-com:office:office" xmlns:oel="http://schemas.microsoft.com/office/2019/extlst" xmlns:r="http://schemas.openxmlformats.org/officeDocument/2006/relationships" xmlns:m="http://schemas.openxmlformats.org/officeDocument/2006/math" xmlns:v="urn:schemas-microsoft-com:vml" xmlns:wp14="http://schemas.microsoft.com/office/word/2010/wordprocessingDrawing" xmlns:wp="http://schemas.openxmlformats.org/drawingml/2006/wordprocessingDrawing" xmlns:w10="urn:schemas-microsoft-com:office:word" xmlns:w="http://schemas.openxmlformats.org/wordprocessingml/2006/main" xmlns:w14="http://schemas.microsoft.com/office/word/2010/wordml" xmlns:w15="http://schemas.microsoft.com/office/word/2012/wordml" xmlns:w16cex="http://schemas.microsoft.com/office/word/2018/wordml/cex" xmlns:w16cid="http://schemas.microsoft.com/office/word/2016/wordml/cid" xmlns:w16="http://schemas.microsoft.com/office/word/2018/wordml" xmlns:w16du="http://schemas.microsoft.com/office/word/2023/wordml/word16du" xmlns:w16sdtdh="http://schemas.microsoft.com/office/word/2020/wordml/sdtdatahash" xmlns:w16sdtfl="http://schemas.microsoft.com/office/word/2024/wordml/sdtformatlock" xmlns:w16se="http://schemas.microsoft.com/office/word/2015/wordml/symex" xmlns:wpg="http://schemas.microsoft.com/office/word/2010/wordprocessingGroup" xmlns:wpi="http://schemas.microsoft.com/office/word/2010/wordprocessingInk" xmlns:wne="http://schemas.microsoft.com/office/word/2006/wordml" xmlns:wps="http://schemas.microsoft.com/office/word/2010/wordprocessingShape" mc:Ignorable="w14 w15 w16se w16cid w16 w16cex w16sdtdh w16sdtfl w16du wp14">
+  <w:endnote w:type="separator" w:id="-1">
+    <w:p>
+      <w:pPr>
+        <w:spacing w:after="0" w:line="240" w:lineRule="auto"/>
+      </w:pPr>
+      <w:r>
+        <w:separator/>
+      </w:r>
+    </w:p>
+  </w:endnote>
+  <w:endnote w:type="continuationSeparator" w:id="0">
+    <w:p>
+      <w:pPr>
+        <w:spacing w:after="0" w:line="240" w:lineRule="auto"/>
+      </w:pPr>
+      <w:r>
+        <w:continuationSeparator/>
+      </w:r>
+    </w:p>
+  </w:endnote>
+</w:endnotes>
+</file>
+
+<file path=word/footnotes.xml><?xml version="1.0" encoding="utf-8"?>
+<w:footnotes xmlns:wpc="http://schemas.microsoft.com/office/word/2010/wordprocessingCanvas" xmlns:cx="http://schemas.microsoft.com/office/drawing/2014/chartex" xmlns:cx1="http://schemas.microsoft.com/office/drawing/2015/9/8/chartex" xmlns:cx2="http://schemas.microsoft.com/office/drawing/2015/10/21/chartex" xmlns:cx3="http://schemas.microsoft.com/office/drawing/2016/5/9/chartex" xmlns:cx4="http://schemas.microsoft.com/office/drawing/2016/5/10/chartex" xmlns:cx5="http://schemas.microsoft.com/office/drawing/2016/5/11/chartex" xmlns:cx6="http://schemas.microsoft.com/office/drawing/2016/5/12/chartex" xmlns:cx7="http://schemas.microsoft.com/office/drawing/2016/5/13/chartex" xmlns:cx8="http://schemas.microsoft.com/office/drawing/2016/5/14/chartex" xmlns:mc="http://schemas.openxmlformats.org/markup-compatibility/2006" xmlns:aink="http://schemas.microsoft.com/office/drawing/2016/ink" xmlns:am3d="http://schemas.microsoft.com/office/drawing/2017/model3d" xmlns:o="urn:schemas-microsoft-com:office:office" xmlns:oel="http://schemas.microsoft.com/office/2019/extlst" xmlns:r="http://schemas.openxmlformats.org/officeDocument/2006/relationships" xmlns:m="http://schemas.openxmlformats.org/officeDocument/2006/math" xmlns:v="urn:schemas-microsoft-com:vml" xmlns:wp14="http://schemas.microsoft.com/office/word/2010/wordprocessingDrawing" xmlns:wp="http://schemas.openxmlformats.org/drawingml/2006/wordprocessingDrawing" xmlns:w10="urn:schemas-microsoft-com:office:word" xmlns:w="http://schemas.openxmlformats.org/wordprocessingml/2006/main" xmlns:w14="http://schemas.microsoft.com/office/word/2010/wordml" xmlns:w15="http://schemas.microsoft.com/office/word/2012/wordml" xmlns:w16cex="http://schemas.microsoft.com/office/word/2018/wordml/cex" xmlns:w16cid="http://schemas.microsoft.com/office/word/2016/wordml/cid" xmlns:w16="http://schemas.microsoft.com/office/word/2018/wordml" xmlns:w16du="http://schemas.microsoft.com/office/word/2023/wordml/word16du" xmlns:w16sdtdh="http://schemas.microsoft.com/office/word/2020/wordml/sdtdatahash" xmlns:w16sdtfl="http://schemas.microsoft.com/office/word/2024/wordml/sdtformatlock" xmlns:w16se="http://schemas.microsoft.com/office/word/2015/wordml/symex" xmlns:wpg="http://schemas.microsoft.com/office/word/2010/wordprocessingGroup" xmlns:wpi="http://schemas.microsoft.com/office/word/2010/wordprocessingInk" xmlns:wne="http://schemas.microsoft.com/office/word/2006/wordml" xmlns:wps="http://schemas.microsoft.com/office/word/2010/wordprocessingShape" mc:Ignorable="w14 w15 w16se w16cid w16 w16cex w16sdtdh w16sdtfl w16du wp14">
+  <w:footnote w:type="separator" w:id="-1">
+    <w:p>
+      <w:pPr>
+        <w:spacing w:after="0" w:line="240" w:lineRule="auto"/>
+      </w:pPr>
+      <w:r>
+        <w:separator/>
+      </w:r>
+    </w:p>
+  </w:footnote>
+  <w:footnote w:type="continuationSeparator" w:id="0">
+    <w:p>
+      <w:pPr>
+        <w:spacing w:after="0" w:line="240" w:lineRule="auto"/>
+      </w:pPr>
+      <w:r>
+        <w:continuationSeparator/>
+      </w:r>
+    </w:p>
+  </w:footnote>
+</w:footnotes>
+</file>
+
 <file path=word/numbering.xml><?xml version="1.0" encoding="utf-8"?>
 <w:numbering xmlns:wpc="http://schemas.microsoft.com/office/word/2010/wordprocessingCanvas" xmlns:cx="http://schemas.microsoft.com/office/drawing/2014/chartex" xmlns:cx1="http://schemas.microsoft.com/office/drawing/2015/9/8/chartex" xmlns:cx2="http://schemas.microsoft.com/office/drawing/2015/10/21/chartex" xmlns:cx3="http://schemas.microsoft.com/office/drawing/2016/5/9/chartex" xmlns:cx4="http://schemas.microsoft.com/office/drawing/2016/5/10/chartex" xmlns:cx5="http://schemas.microsoft.com/office/drawing/2016/5/11/chartex" xmlns:cx6="http://schemas.microsoft.com/office/drawing/2016/5/12/chartex" xmlns:cx7="http://schemas.microsoft.com/office/drawing/2016/5/13/chartex" xmlns:cx8="http://schemas.microsoft.com/office/drawing/2016/5/14/chartex" xmlns:mc="http://schemas.openxmlformats.org/markup-compatibility/2006" xmlns:aink="http://schemas.microsoft.com/office/drawing/2016/ink" xmlns:am3d="http://schemas.microsoft.com/office/drawing/2017/model3d" xmlns:o="urn:schemas-microsoft-com:office:office" xmlns:oel="http://schemas.microsoft.com/office/2019/extlst" xmlns:r="http://schemas.openxmlformats.org/officeDocument/2006/relationships" xmlns:m="http://schemas.openxmlformats.org/officeDocument/2006/math" xmlns:v="urn:schemas-microsoft-com:vml" xmlns:wp14="http://schemas.microsoft.com/office/word/2010/wordprocessingDrawing" xmlns:wp="http://schemas.openxmlformats.org/drawingml/2006/wordprocessingDrawing" xmlns:w10="urn:schemas-microsoft-com:office:word" xmlns:w="http://schemas.openxmlformats.org/wordprocessingml/2006/main" xmlns:w14="http://schemas.microsoft.com/office/word/2010/wordml" xmlns:w15="http://schemas.microsoft.com/office/word/2012/wordml" xmlns:w16cex="http://schemas.microsoft.com/office/word/2018/wordml/cex" xmlns:w16cid="http://schemas.microsoft.com/office/word/2016/wordml/cid" xmlns:w16="http://schemas.microsoft.com/office/word/2018/wordml" xmlns:w16du="http://schemas.microsoft.com/office/word/2023/wordml/word16du" xmlns:w16sdtdh="http://schemas.microsoft.com/office/word/2020/wordml/sdtdatahash" xmlns:w16sdtfl="http://schemas.microsoft.com/office/word/2024/wordml/sdtformatlock" xmlns:w16se="http://schemas.microsoft.com/office/word/2015/wordml/symex" xmlns:wpg="http://schemas.microsoft.com/office/word/2010/wordprocessingGroup" xmlns:wpi="http://schemas.microsoft.com/office/word/2010/wordprocessingInk" xmlns:wne="http://schemas.microsoft.com/office/word/2006/wordml" xmlns:wps="http://schemas.microsoft.com/office/word/2010/wordprocessingShape" mc:Ignorable="w14 w15 w16se w16cid w16 w16cex w16sdtdh w16sdtfl w16du wp14">
   <w:abstractNum w:abstractNumId="0" w15:restartNumberingAfterBreak="0">
+    <w:nsid w:val="31A301EA"/>
+    <w:multiLevelType w:val="hybridMultilevel"/>
+    <w:tmpl w:val="3DC4D628"/>
+    <w:lvl w:ilvl="0" w:tplc="6C186940">
+      <w:numFmt w:val="bullet"/>
+      <w:lvlText w:val="-"/>
+      <w:lvlJc w:val="left"/>
+      <w:pPr>
+        <w:ind w:left="720" w:hanging="360"/>
+      </w:pPr>
+      <w:rPr>
+        <w:rFonts w:ascii="Aptos" w:eastAsiaTheme="minorHAnsi" w:hAnsi="Aptos" w:cstheme="minorBidi" w:hint="default"/>
+      </w:rPr>
+    </w:lvl>
+    <w:lvl w:ilvl="1" w:tplc="04070003" w:tentative="1">
+      <w:start w:val="1"/>
+      <w:numFmt w:val="bullet"/>
+      <w:lvlText w:val="o"/>
+      <w:lvlJc w:val="left"/>
+      <w:pPr>
+        <w:ind w:left="1440" w:hanging="360"/>
+      </w:pPr>
+      <w:rPr>
+        <w:rFonts w:ascii="Courier New" w:hAnsi="Courier New" w:cs="Courier New" w:hint="default"/>
+      </w:rPr>
+    </w:lvl>
+    <w:lvl w:ilvl="2" w:tplc="04070005" w:tentative="1">
+      <w:start w:val="1"/>
+      <w:numFmt w:val="bullet"/>
+      <w:lvlText w:val=""/>
+      <w:lvlJc w:val="left"/>
+      <w:pPr>
+        <w:ind w:left="2160" w:hanging="360"/>
+      </w:pPr>
+      <w:rPr>
+        <w:rFonts w:ascii="Wingdings" w:hAnsi="Wingdings" w:hint="default"/>
+      </w:rPr>
+    </w:lvl>
+    <w:lvl w:ilvl="3" w:tplc="04070001" w:tentative="1">
+      <w:start w:val="1"/>
+      <w:numFmt w:val="bullet"/>
+      <w:lvlText w:val=""/>
+      <w:lvlJc w:val="left"/>
+      <w:pPr>
+        <w:ind w:left="2880" w:hanging="360"/>
+      </w:pPr>
+      <w:rPr>
+        <w:rFonts w:ascii="Symbol" w:hAnsi="Symbol" w:hint="default"/>
+      </w:rPr>
+    </w:lvl>
+    <w:lvl w:ilvl="4" w:tplc="04070003" w:tentative="1">
+      <w:start w:val="1"/>
+      <w:numFmt w:val="bullet"/>
+      <w:lvlText w:val="o"/>
+      <w:lvlJc w:val="left"/>
+      <w:pPr>
+        <w:ind w:left="3600" w:hanging="360"/>
+      </w:pPr>
+      <w:rPr>
+        <w:rFonts w:ascii="Courier New" w:hAnsi="Courier New" w:cs="Courier New" w:hint="default"/>
+      </w:rPr>
+    </w:lvl>
+    <w:lvl w:ilvl="5" w:tplc="04070005" w:tentative="1">
+      <w:start w:val="1"/>
+      <w:numFmt w:val="bullet"/>
+      <w:lvlText w:val=""/>
+      <w:lvlJc w:val="left"/>
+      <w:pPr>
+        <w:ind w:left="4320" w:hanging="360"/>
+      </w:pPr>
+      <w:rPr>
+        <w:rFonts w:ascii="Wingdings" w:hAnsi="Wingdings" w:hint="default"/>
+      </w:rPr>
+    </w:lvl>
+    <w:lvl w:ilvl="6" w:tplc="04070001" w:tentative="1">
+      <w:start w:val="1"/>
+      <w:numFmt w:val="bullet"/>
+      <w:lvlText w:val=""/>
+      <w:lvlJc w:val="left"/>
+      <w:pPr>
+        <w:ind w:left="5040" w:hanging="360"/>
+      </w:pPr>
+      <w:rPr>
+        <w:rFonts w:ascii="Symbol" w:hAnsi="Symbol" w:hint="default"/>
+      </w:rPr>
+    </w:lvl>
+    <w:lvl w:ilvl="7" w:tplc="04070003" w:tentative="1">
+      <w:start w:val="1"/>
+      <w:numFmt w:val="bullet"/>
+      <w:lvlText w:val="o"/>
+      <w:lvlJc w:val="left"/>
+      <w:pPr>
+        <w:ind w:left="5760" w:hanging="360"/>
+      </w:pPr>
+      <w:rPr>
+        <w:rFonts w:ascii="Courier New" w:hAnsi="Courier New" w:cs="Courier New" w:hint="default"/>
+      </w:rPr>
+    </w:lvl>
+    <w:lvl w:ilvl="8" w:tplc="04070005" w:tentative="1">
+      <w:start w:val="1"/>
+      <w:numFmt w:val="bullet"/>
+      <w:lvlText w:val=""/>
+      <w:lvlJc w:val="left"/>
+      <w:pPr>
+        <w:ind w:left="6480" w:hanging="360"/>
+      </w:pPr>
+      <w:rPr>
+        <w:rFonts w:ascii="Wingdings" w:hAnsi="Wingdings" w:hint="default"/>
+      </w:rPr>
+    </w:lvl>
+  </w:abstractNum>
+  <w:abstractNum w:abstractNumId="1" w15:restartNumberingAfterBreak="0">
     <w:nsid w:val="385E1F69"/>
     <w:multiLevelType w:val="hybridMultilevel"/>
     <w:tmpl w:val="14708AE4"/>
@@ -377,7 +758,7 @@
       </w:rPr>
     </w:lvl>
   </w:abstractNum>
-  <w:abstractNum w:abstractNumId="1" w15:restartNumberingAfterBreak="0">
+  <w:abstractNum w:abstractNumId="2" w15:restartNumberingAfterBreak="0">
     <w:nsid w:val="42126F8E"/>
     <w:multiLevelType w:val="hybridMultilevel"/>
     <w:tmpl w:val="C5BEB538"/>
@@ -489,7 +870,7 @@
       </w:rPr>
     </w:lvl>
   </w:abstractNum>
-  <w:abstractNum w:abstractNumId="2" w15:restartNumberingAfterBreak="0">
+  <w:abstractNum w:abstractNumId="3" w15:restartNumberingAfterBreak="0">
     <w:nsid w:val="602F2915"/>
     <w:multiLevelType w:val="hybridMultilevel"/>
     <w:tmpl w:val="64B29160"/>
@@ -602,12 +983,15 @@
     </w:lvl>
   </w:abstractNum>
   <w:num w:numId="1" w16cid:durableId="1869298713">
+    <w:abstractNumId w:val="2"/>
+  </w:num>
+  <w:num w:numId="2" w16cid:durableId="1477645382">
+    <w:abstractNumId w:val="3"/>
+  </w:num>
+  <w:num w:numId="3" w16cid:durableId="1398673587">
     <w:abstractNumId w:val="1"/>
   </w:num>
-  <w:num w:numId="2" w16cid:durableId="1477645382">
-    <w:abstractNumId w:val="2"/>
-  </w:num>
-  <w:num w:numId="3" w16cid:durableId="1398673587">
+  <w:num w:numId="4" w16cid:durableId="1622179409">
     <w:abstractNumId w:val="0"/>
   </w:num>
 </w:numbering>
@@ -1530,6 +1914,50 @@
       <w:spacing w:val="5"/>
     </w:rPr>
   </w:style>
+  <w:style w:type="paragraph" w:styleId="Kopfzeile">
+    <w:name w:val="header"/>
+    <w:basedOn w:val="Standard"/>
+    <w:link w:val="KopfzeileZchn"/>
+    <w:uiPriority w:val="99"/>
+    <w:unhideWhenUsed/>
+    <w:rsid w:val="00D37656"/>
+    <w:pPr>
+      <w:tabs>
+        <w:tab w:val="center" w:pos="4536"/>
+        <w:tab w:val="right" w:pos="9072"/>
+      </w:tabs>
+      <w:spacing w:after="0" w:line="240" w:lineRule="auto"/>
+    </w:pPr>
+  </w:style>
+  <w:style w:type="character" w:customStyle="1" w:styleId="KopfzeileZchn">
+    <w:name w:val="Kopfzeile Zchn"/>
+    <w:basedOn w:val="Absatz-Standardschriftart"/>
+    <w:link w:val="Kopfzeile"/>
+    <w:uiPriority w:val="99"/>
+    <w:rsid w:val="00D37656"/>
+  </w:style>
+  <w:style w:type="paragraph" w:styleId="Fuzeile">
+    <w:name w:val="footer"/>
+    <w:basedOn w:val="Standard"/>
+    <w:link w:val="FuzeileZchn"/>
+    <w:uiPriority w:val="99"/>
+    <w:unhideWhenUsed/>
+    <w:rsid w:val="00D37656"/>
+    <w:pPr>
+      <w:tabs>
+        <w:tab w:val="center" w:pos="4536"/>
+        <w:tab w:val="right" w:pos="9072"/>
+      </w:tabs>
+      <w:spacing w:after="0" w:line="240" w:lineRule="auto"/>
+    </w:pPr>
+  </w:style>
+  <w:style w:type="character" w:customStyle="1" w:styleId="FuzeileZchn">
+    <w:name w:val="Fußzeile Zchn"/>
+    <w:basedOn w:val="Absatz-Standardschriftart"/>
+    <w:link w:val="Fuzeile"/>
+    <w:uiPriority w:val="99"/>
+    <w:rsid w:val="00D37656"/>
+  </w:style>
 </w:styles>
 </file>
 
@@ -1849,6 +2277,21 @@
 </file>
 
 <file path=customXml/item1.xml><?xml version="1.0" encoding="utf-8"?>
+<p:properties xmlns:p="http://schemas.microsoft.com/office/2006/metadata/properties" xmlns:xsi="http://www.w3.org/2001/XMLSchema-instance" xmlns:pc="http://schemas.microsoft.com/office/infopath/2007/PartnerControls">
+  <documentManagement/>
+</p:properties>
+</file>
+
+<file path=customXml/item2.xml><?xml version="1.0" encoding="utf-8"?>
+<?mso-contentType ?>
+<FormTemplates xmlns="http://schemas.microsoft.com/sharepoint/v3/contenttype/forms">
+  <Display>DocumentLibraryForm</Display>
+  <Edit>DocumentLibraryForm</Edit>
+  <New>DocumentLibraryForm</New>
+</FormTemplates>
+</file>
+
+<file path=customXml/item3.xml><?xml version="1.0" encoding="utf-8"?>
 <ct:contentTypeSchema xmlns:ct="http://schemas.microsoft.com/office/2006/metadata/contentType" xmlns:ma="http://schemas.microsoft.com/office/2006/metadata/properties/metaAttributes" ct:_="" ma:_="" ma:contentTypeName="Dokument" ma:contentTypeID="0x010100A0F5FD39E560924790DF2A1D5268C5E6" ma:contentTypeVersion="1" ma:contentTypeDescription="Ein neues Dokument erstellen." ma:contentTypeScope="" ma:versionID="046b65601a1f158441b298178da81172">
   <xsd:schema xmlns:xsd="http://www.w3.org/2001/XMLSchema" xmlns:xs="http://www.w3.org/2001/XMLSchema" xmlns:p="http://schemas.microsoft.com/office/2006/metadata/properties" xmlns:ns3="e6deca93-3711-420c-a4ae-f38cdaa4ea8d" targetNamespace="http://schemas.microsoft.com/office/2006/metadata/properties" ma:root="true" ma:fieldsID="4a5851573fec087bb3112a84a6870cf7" ns3:_="">
     <xsd:import namespace="e6deca93-3711-420c-a4ae-f38cdaa4ea8d"/>
@@ -1974,22 +2417,24 @@
 </ct:contentTypeSchema>
 </file>
 
-<file path=customXml/item2.xml><?xml version="1.0" encoding="utf-8"?>
-<?mso-contentType ?>
-<FormTemplates xmlns="http://schemas.microsoft.com/sharepoint/v3/contenttype/forms">
-  <Display>DocumentLibraryForm</Display>
-  <Edit>DocumentLibraryForm</Edit>
-  <New>DocumentLibraryForm</New>
-</FormTemplates>
+<file path=customXml/itemProps1.xml><?xml version="1.0" encoding="utf-8"?>
+<ds:datastoreItem xmlns:ds="http://schemas.openxmlformats.org/officeDocument/2006/customXml" ds:itemID="{34EAB08B-67BD-4489-BDC5-77A1980583CE}">
+  <ds:schemaRefs>
+    <ds:schemaRef ds:uri="http://schemas.microsoft.com/office/2006/metadata/properties"/>
+    <ds:schemaRef ds:uri="http://schemas.microsoft.com/office/infopath/2007/PartnerControls"/>
+  </ds:schemaRefs>
+</ds:datastoreItem>
 </file>
 
-<file path=customXml/item3.xml><?xml version="1.0" encoding="utf-8"?>
-<p:properties xmlns:p="http://schemas.microsoft.com/office/2006/metadata/properties" xmlns:xsi="http://www.w3.org/2001/XMLSchema-instance" xmlns:pc="http://schemas.microsoft.com/office/infopath/2007/PartnerControls">
-  <documentManagement/>
-</p:properties>
+<file path=customXml/itemProps2.xml><?xml version="1.0" encoding="utf-8"?>
+<ds:datastoreItem xmlns:ds="http://schemas.openxmlformats.org/officeDocument/2006/customXml" ds:itemID="{9EA3C5A8-5FF7-4485-B2BD-5541AC3C38A4}">
+  <ds:schemaRefs>
+    <ds:schemaRef ds:uri="http://schemas.microsoft.com/sharepoint/v3/contenttype/forms"/>
+  </ds:schemaRefs>
+</ds:datastoreItem>
 </file>
 
-<file path=customXml/itemProps1.xml><?xml version="1.0" encoding="utf-8"?>
+<file path=customXml/itemProps3.xml><?xml version="1.0" encoding="utf-8"?>
 <ds:datastoreItem xmlns:ds="http://schemas.openxmlformats.org/officeDocument/2006/customXml" ds:itemID="{B5E51CC8-F7FF-464C-80C2-B75F99F69495}">
   <ds:schemaRefs>
     <ds:schemaRef ds:uri="http://schemas.microsoft.com/office/2006/metadata/contentType"/>
@@ -2005,21 +2450,4 @@
     <ds:schemaRef ds:uri="http://schemas.microsoft.com/internal/obd"/>
   </ds:schemaRefs>
 </ds:datastoreItem>
-</file>
-
-<file path=customXml/itemProps2.xml><?xml version="1.0" encoding="utf-8"?>
-<ds:datastoreItem xmlns:ds="http://schemas.openxmlformats.org/officeDocument/2006/customXml" ds:itemID="{9EA3C5A8-5FF7-4485-B2BD-5541AC3C38A4}">
-  <ds:schemaRefs>
-    <ds:schemaRef ds:uri="http://schemas.microsoft.com/sharepoint/v3/contenttype/forms"/>
-  </ds:schemaRefs>
-</ds:datastoreItem>
-</file>
-
-<file path=customXml/itemProps3.xml><?xml version="1.0" encoding="utf-8"?>
-<ds:datastoreItem xmlns:ds="http://schemas.openxmlformats.org/officeDocument/2006/customXml" ds:itemID="{34EAB08B-67BD-4489-BDC5-77A1980583CE}">
-  <ds:schemaRefs>
-    <ds:schemaRef ds:uri="http://schemas.microsoft.com/office/2006/metadata/properties"/>
-    <ds:schemaRef ds:uri="http://schemas.microsoft.com/office/infopath/2007/PartnerControls"/>
-  </ds:schemaRefs>
-</ds:datastoreItem>
 </file>